--- a/docs/scripts/helix_code_services.docx
+++ b/docs/scripts/helix_code_services.docx
@@ -2,14 +2,6 @@
 <file path=word/document.xml><?xml version="1.0" encoding="utf-8"?>
 <w:document xmlns:w="http://schemas.openxmlformats.org/wordprocessingml/2006/main" xmlns:m="http://schemas.openxmlformats.org/officeDocument/2006/math" xmlns:r="http://schemas.openxmlformats.org/officeDocument/2006/relationships" xmlns:o="urn:schemas-microsoft-com:office:office" xmlns:v="urn:schemas-microsoft-com:vml" xmlns:w10="urn:schemas-microsoft-com:office:word" xmlns:a="http://schemas.openxmlformats.org/drawingml/2006/main" xmlns:pic="http://schemas.openxmlformats.org/drawingml/2006/picture" xmlns:wp="http://schemas.openxmlformats.org/drawingml/2006/wordprocessingDrawing">
   <w:body>
-    <w:p>
-      <w:pPr>
-        <w:pStyle w:val="Title"/>
-      </w:pPr>
-      <w:r>
-        <w:t xml:space="preserve">helix_code_services</w:t>
-      </w:r>
-    </w:p>
     <w:bookmarkStart w:id="16" w:name="helix_code_servicesmd--services-guide"/>
     <w:p>
       <w:pPr>
@@ -1196,8 +1188,8 @@
     </w:pPr>
     <w:rPr>
       <w:rFonts w:asciiTheme="majorHAnsi" w:cstheme="majorBidi" w:eastAsiaTheme="majorEastAsia" w:hAnsiTheme="majorHAnsi"/>
-      <w:sz w:val="56"/>
-      <w:szCs w:val="56"/>
+      <w:sz w:val="40"/>
+      <w:szCs w:val="40"/>
     </w:rPr>
   </w:style>
   <w:style w:customStyle="1" w:styleId="TitleChar" w:type="character">
@@ -1331,8 +1323,8 @@
     <w:rPr>
       <w:rFonts w:asciiTheme="majorHAnsi" w:cstheme="majorBidi" w:eastAsiaTheme="majorEastAsia" w:hAnsiTheme="majorHAnsi"/>
       <w:color w:themeColor="accent1" w:themeShade="BF" w:val="0F4761"/>
-      <w:sz w:val="40"/>
-      <w:szCs w:val="40"/>
+      <w:sz w:val="32"/>
+      <w:szCs w:val="32"/>
     </w:rPr>
   </w:style>
   <w:style w:styleId="Heading2" w:type="paragraph">
@@ -1354,8 +1346,8 @@
     <w:rPr>
       <w:rFonts w:asciiTheme="majorHAnsi" w:cstheme="majorBidi" w:eastAsiaTheme="majorEastAsia" w:hAnsiTheme="majorHAnsi"/>
       <w:color w:themeColor="accent1" w:themeShade="BF" w:val="0F4761"/>
-      <w:sz w:val="32"/>
-      <w:szCs w:val="32"/>
+      <w:sz w:val="26"/>
+      <w:szCs w:val="26"/>
     </w:rPr>
   </w:style>
   <w:style w:styleId="Heading3" w:type="paragraph">
@@ -1377,8 +1369,8 @@
     <w:rPr>
       <w:rFonts w:cstheme="majorBidi" w:eastAsiaTheme="majorEastAsia"/>
       <w:color w:themeColor="accent1" w:themeShade="BF" w:val="0F4761"/>
-      <w:sz w:val="28"/>
-      <w:szCs w:val="28"/>
+      <w:sz w:val="24"/>
+      <w:szCs w:val="24"/>
     </w:rPr>
   </w:style>
   <w:style w:styleId="Heading4" w:type="paragraph">
@@ -1398,6 +1390,8 @@
       <w:outlineLvl w:val="3"/>
     </w:pPr>
     <w:rPr>
+      <w:sz w:val="22"/>
+      <w:szCs w:val="22"/>
       <w:rFonts w:cstheme="majorBidi" w:eastAsiaTheme="majorEastAsia"/>
       <w:i/>
       <w:iCs/>

--- a/docs/scripts/helix_code_services.docx
+++ b/docs/scripts/helix_code_services.docx
@@ -26,7 +26,7 @@
         <w:t xml:space="preserve"> </w:t>
       </w:r>
       <w:r>
-        <w:t xml:space="preserve">1</w:t>
+        <w:t xml:space="preserve">2</w:t>
       </w:r>
       <w:r>
         <w:t xml:space="preserve"> </w:t>
@@ -42,7 +42,7 @@
         <w:t xml:space="preserve"> </w:t>
       </w:r>
       <w:r>
-        <w:t xml:space="preserve">2026-07-17T00:00:00Z</w:t>
+        <w:t xml:space="preserve">2026-09-03T00:00:00Z</w:t>
       </w:r>
     </w:p>
     <w:bookmarkStart w:id="9" w:name="overview"/>
@@ -483,7 +483,22 @@
               <w:pStyle w:val="Compact"/>
             </w:pPr>
             <w:r>
-              <w:t xml:space="preserve">Print health status of all 4 HelixCode services</w:t>
+              <w:t xml:space="preserve">Print health status of every service in the</w:t>
+            </w:r>
+            <w:r>
+              <w:t xml:space="preserve"> </w:t>
+            </w:r>
+            <w:r>
+              <w:rPr>
+                <w:rStyle w:val="VerbatimChar"/>
+              </w:rPr>
+              <w:t xml:space="preserve">hc__status_endpoints</w:t>
+            </w:r>
+            <w:r>
+              <w:t xml:space="preserve"> </w:t>
+            </w:r>
+            <w:r>
+              <w:t xml:space="preserve">table</w:t>
             </w:r>
           </w:p>
         </w:tc>
@@ -537,7 +552,7 @@
               <w:pStyle w:val="Compact"/>
             </w:pPr>
             <w:r>
-              <w:t xml:space="preserve">Health check (from</w:t>
+              <w:t xml:space="preserve">Health check over</w:t>
             </w:r>
             <w:r>
               <w:t xml:space="preserve"> </w:t>
@@ -546,10 +561,76 @@
               <w:rPr>
                 <w:rStyle w:val="VerbatimChar"/>
               </w:rPr>
+              <w:t xml:space="preserve">http</w:t>
+            </w:r>
+            <w:r>
+              <w:t xml:space="preserve"> </w:t>
+            </w:r>
+            <w:r>
+              <w:t xml:space="preserve">only (from</w:t>
+            </w:r>
+            <w:r>
+              <w:t xml:space="preserve"> </w:t>
+            </w:r>
+            <w:r>
+              <w:rPr>
+                <w:rStyle w:val="VerbatimChar"/>
+              </w:rPr>
               <w:t xml:space="preserve">helix_code_home.sh</w:t>
             </w:r>
             <w:r>
               <w:t xml:space="preserve">)</w:t>
+            </w:r>
+          </w:p>
+        </w:tc>
+      </w:tr>
+      <w:tr>
+        <w:tc>
+          <w:tcPr/>
+          <w:p>
+            <w:pPr>
+              <w:pStyle w:val="Compact"/>
+            </w:pPr>
+            <w:r>
+              <w:rPr>
+                <w:rStyle w:val="VerbatimChar"/>
+              </w:rPr>
+              <w:t xml:space="preserve">hc_health_url &lt;url&gt;</w:t>
+            </w:r>
+          </w:p>
+        </w:tc>
+        <w:tc>
+          <w:tcPr/>
+          <w:p>
+            <w:pPr>
+              <w:pStyle w:val="Compact"/>
+            </w:pPr>
+            <w:r>
+              <w:t xml:space="preserve">Scheme-aware health check; prints</w:t>
+            </w:r>
+            <w:r>
+              <w:t xml:space="preserve"> </w:t>
+            </w:r>
+            <w:r>
+              <w:rPr>
+                <w:rStyle w:val="VerbatimChar"/>
+              </w:rPr>
+              <w:t xml:space="preserve">OK</w:t>
+            </w:r>
+            <w:r>
+              <w:t xml:space="preserve"> </w:t>
+            </w:r>
+            <w:r>
+              <w:t xml:space="preserve">or</w:t>
+            </w:r>
+            <w:r>
+              <w:t xml:space="preserve"> </w:t>
+            </w:r>
+            <w:r>
+              <w:rPr>
+                <w:rStyle w:val="VerbatimChar"/>
+              </w:rPr>
+              <w:t xml:space="preserve">DOWN</w:t>
             </w:r>
           </w:p>
         </w:tc>
@@ -563,6 +644,86 @@
       </w:pPr>
       <w:r>
         <w:t xml:space="preserve">Service Ports</w:t>
+      </w:r>
+    </w:p>
+    <w:p>
+      <w:pPr>
+        <w:pStyle w:val="FirstParagraph"/>
+      </w:pPr>
+      <w:r>
+        <w:t xml:space="preserve">These are the rows of the</w:t>
+      </w:r>
+      <w:r>
+        <w:t xml:space="preserve"> </w:t>
+      </w:r>
+      <w:r>
+        <w:rPr>
+          <w:rStyle w:val="VerbatimChar"/>
+        </w:rPr>
+        <w:t xml:space="preserve">hc__status_endpoints</w:t>
+      </w:r>
+      <w:r>
+        <w:t xml:space="preserve"> </w:t>
+      </w:r>
+      <w:r>
+        <w:t xml:space="preserve">table in</w:t>
+      </w:r>
+      <w:r>
+        <w:t xml:space="preserve"> </w:t>
+      </w:r>
+      <w:r>
+        <w:rPr>
+          <w:rStyle w:val="VerbatimChar"/>
+        </w:rPr>
+        <w:t xml:space="preserve">helix_code_services.sh</w:t>
+      </w:r>
+      <w:r>
+        <w:t xml:space="preserve"> </w:t>
+      </w:r>
+      <w:r>
+        <w:t xml:space="preserve">— that table is the single source, this table mirrors</w:t>
+      </w:r>
+      <w:r>
+        <w:t xml:space="preserve"> </w:t>
+      </w:r>
+      <w:r>
+        <w:t xml:space="preserve">it. Verified against the consuming project's</w:t>
+      </w:r>
+      <w:r>
+        <w:t xml:space="preserve"> </w:t>
+      </w:r>
+      <w:r>
+        <w:rPr>
+          <w:rStyle w:val="VerbatimChar"/>
+        </w:rPr>
+        <w:t xml:space="preserve">scripts/systemd/*.service</w:t>
+      </w:r>
+      <w:r>
+        <w:t xml:space="preserve"> </w:t>
+      </w:r>
+      <w:r>
+        <w:t xml:space="preserve">units</w:t>
+      </w:r>
+      <w:r>
+        <w:t xml:space="preserve"> </w:t>
+      </w:r>
+      <w:r>
+        <w:t xml:space="preserve">and a live</w:t>
+      </w:r>
+      <w:r>
+        <w:t xml:space="preserve"> </w:t>
+      </w:r>
+      <w:r>
+        <w:rPr>
+          <w:rStyle w:val="VerbatimChar"/>
+        </w:rPr>
+        <w:t xml:space="preserve">ss -ltnp</w:t>
+      </w:r>
+      <w:r>
+        <w:t xml:space="preserve"> </w:t>
+      </w:r>
+      <w:r>
+        <w:t xml:space="preserve">on 2026-09-03.</w:t>
       </w:r>
     </w:p>
     <w:tbl>
@@ -572,9 +733,10 @@
         <w:tblLook w:firstRow="1" w:lastRow="0" w:firstColumn="0" w:lastColumn="0" w:noHBand="0" w:noVBand="0" w:val="0020"/>
       </w:tblPr>
       <w:tblGrid>
-        <w:gridCol w:w="2640"/>
-        <w:gridCol w:w="2640"/>
-        <w:gridCol w:w="2640"/>
+        <w:gridCol w:w="1980"/>
+        <w:gridCol w:w="1980"/>
+        <w:gridCol w:w="1980"/>
+        <w:gridCol w:w="1980"/>
       </w:tblGrid>
       <w:tr>
         <w:trPr>
@@ -598,6 +760,17 @@
               <w:pStyle w:val="Compact"/>
             </w:pPr>
             <w:r>
+              <w:t xml:space="preserve">Scheme</w:t>
+            </w:r>
+          </w:p>
+        </w:tc>
+        <w:tc>
+          <w:tcPr/>
+          <w:p>
+            <w:pPr>
+              <w:pStyle w:val="Compact"/>
+            </w:pPr>
+            <w:r>
               <w:t xml:space="preserve">Port</w:t>
             </w:r>
           </w:p>
@@ -636,6 +809,20 @@
               <w:rPr>
                 <w:rStyle w:val="VerbatimChar"/>
               </w:rPr>
+              <w:t xml:space="preserve">http</w:t>
+            </w:r>
+          </w:p>
+        </w:tc>
+        <w:tc>
+          <w:tcPr/>
+          <w:p>
+            <w:pPr>
+              <w:pStyle w:val="Compact"/>
+            </w:pPr>
+            <w:r>
+              <w:rPr>
+                <w:rStyle w:val="VerbatimChar"/>
+              </w:rPr>
               <w:t xml:space="preserve">:8080</w:t>
             </w:r>
           </w:p>
@@ -677,6 +864,20 @@
               <w:rPr>
                 <w:rStyle w:val="VerbatimChar"/>
               </w:rPr>
+              <w:t xml:space="preserve">http</w:t>
+            </w:r>
+          </w:p>
+        </w:tc>
+        <w:tc>
+          <w:tcPr/>
+          <w:p>
+            <w:pPr>
+              <w:pStyle w:val="Compact"/>
+            </w:pPr>
+            <w:r>
+              <w:rPr>
+                <w:rStyle w:val="VerbatimChar"/>
+              </w:rPr>
               <w:t xml:space="preserve">:18434</w:t>
             </w:r>
           </w:p>
@@ -718,6 +919,20 @@
               <w:rPr>
                 <w:rStyle w:val="VerbatimChar"/>
               </w:rPr>
+              <w:t xml:space="preserve">https</w:t>
+            </w:r>
+          </w:p>
+        </w:tc>
+        <w:tc>
+          <w:tcPr/>
+          <w:p>
+            <w:pPr>
+              <w:pStyle w:val="Compact"/>
+            </w:pPr>
+            <w:r>
+              <w:rPr>
+                <w:rStyle w:val="VerbatimChar"/>
+              </w:rPr>
               <w:t xml:space="preserve">:8443</w:t>
             </w:r>
           </w:p>
@@ -759,6 +974,75 @@
               <w:rPr>
                 <w:rStyle w:val="VerbatimChar"/>
               </w:rPr>
+              <w:t xml:space="preserve">http</w:t>
+            </w:r>
+          </w:p>
+        </w:tc>
+        <w:tc>
+          <w:tcPr/>
+          <w:p>
+            <w:pPr>
+              <w:pStyle w:val="Compact"/>
+            </w:pPr>
+            <w:r>
+              <w:rPr>
+                <w:rStyle w:val="VerbatimChar"/>
+              </w:rPr>
+              <w:t xml:space="preserve">:7061</w:t>
+            </w:r>
+          </w:p>
+        </w:tc>
+        <w:tc>
+          <w:tcPr/>
+          <w:p>
+            <w:pPr>
+              <w:pStyle w:val="Compact"/>
+            </w:pPr>
+            <w:r>
+              <w:rPr>
+                <w:rStyle w:val="VerbatimChar"/>
+              </w:rPr>
+              <w:t xml:space="preserve">/v1/models</w:t>
+            </w:r>
+          </w:p>
+        </w:tc>
+      </w:tr>
+      <w:tr>
+        <w:tc>
+          <w:tcPr/>
+          <w:p>
+            <w:pPr>
+              <w:pStyle w:val="Compact"/>
+            </w:pPr>
+            <w:r>
+              <w:t xml:space="preserve">LLMsVerifier</w:t>
+            </w:r>
+          </w:p>
+        </w:tc>
+        <w:tc>
+          <w:tcPr/>
+          <w:p>
+            <w:pPr>
+              <w:pStyle w:val="Compact"/>
+            </w:pPr>
+            <w:r>
+              <w:rPr>
+                <w:rStyle w:val="VerbatimChar"/>
+              </w:rPr>
+              <w:t xml:space="preserve">http</w:t>
+            </w:r>
+          </w:p>
+        </w:tc>
+        <w:tc>
+          <w:tcPr/>
+          <w:p>
+            <w:pPr>
+              <w:pStyle w:val="Compact"/>
+            </w:pPr>
+            <w:r>
+              <w:rPr>
+                <w:rStyle w:val="VerbatimChar"/>
+              </w:rPr>
               <w:t xml:space="preserve">:8100</w:t>
             </w:r>
           </w:p>
@@ -779,14 +1063,12 @@
         </w:tc>
       </w:tr>
     </w:tbl>
-    <w:bookmarkEnd w:id="13"/>
-    <w:bookmarkStart w:id="14" w:name="safety"/>
     <w:p>
       <w:pPr>
-        <w:pStyle w:val="Heading2"/>
-      </w:pPr>
-      <w:r>
-        <w:t xml:space="preserve">Safety</w:t>
+        <w:pStyle w:val="BodyText"/>
+      </w:pPr>
+      <w:r>
+        <w:t xml:space="preserve">Notes:</w:t>
       </w:r>
     </w:p>
     <w:p>
@@ -798,7 +1080,173 @@
         </w:numPr>
       </w:pPr>
       <w:r>
-        <w:t xml:space="preserve">§11.4.161: uses rootless podman via the Containers submodule</w:t>
+        <w:rPr>
+          <w:b/>
+          <w:bCs/>
+        </w:rPr>
+        <w:t xml:space="preserve">HelixAgent is</w:t>
+      </w:r>
+      <w:r>
+        <w:rPr>
+          <w:b/>
+          <w:bCs/>
+        </w:rPr>
+        <w:t xml:space="preserve"> </w:t>
+      </w:r>
+      <w:r>
+        <w:rPr>
+          <w:rStyle w:val="VerbatimChar"/>
+          <w:b/>
+          <w:bCs/>
+        </w:rPr>
+        <w:t xml:space="preserve">:7061</w:t>
+      </w:r>
+      <w:r>
+        <w:rPr>
+          <w:b/>
+          <w:bCs/>
+        </w:rPr>
+        <w:t xml:space="preserve">, not</w:t>
+      </w:r>
+      <w:r>
+        <w:rPr>
+          <w:b/>
+          <w:bCs/>
+        </w:rPr>
+        <w:t xml:space="preserve"> </w:t>
+      </w:r>
+      <w:r>
+        <w:rPr>
+          <w:rStyle w:val="VerbatimChar"/>
+          <w:b/>
+          <w:bCs/>
+        </w:rPr>
+        <w:t xml:space="preserve">:8100</w:t>
+      </w:r>
+      <w:r>
+        <w:rPr>
+          <w:b/>
+          <w:bCs/>
+        </w:rPr>
+        <w:t xml:space="preserve">.</w:t>
+      </w:r>
+      <w:r>
+        <w:t xml:space="preserve"> </w:t>
+      </w:r>
+      <w:r>
+        <w:rPr>
+          <w:rStyle w:val="VerbatimChar"/>
+        </w:rPr>
+        <w:t xml:space="preserve">:8100</w:t>
+      </w:r>
+      <w:r>
+        <w:t xml:space="preserve"> </w:t>
+      </w:r>
+      <w:r>
+        <w:t xml:space="preserve">is the</w:t>
+      </w:r>
+      <w:r>
+        <w:t xml:space="preserve"> </w:t>
+      </w:r>
+      <w:r>
+        <w:rPr>
+          <w:b/>
+          <w:bCs/>
+        </w:rPr>
+        <w:t xml:space="preserve">LLMsVerifier's</w:t>
+      </w:r>
+      <w:r>
+        <w:t xml:space="preserve"> </w:t>
+      </w:r>
+      <w:r>
+        <w:t xml:space="preserve">port; a prior revision of this table and of</w:t>
+      </w:r>
+      <w:r>
+        <w:t xml:space="preserve"> </w:t>
+      </w:r>
+      <w:r>
+        <w:rPr>
+          <w:rStyle w:val="VerbatimChar"/>
+        </w:rPr>
+        <w:t xml:space="preserve">hc_status</w:t>
+      </w:r>
+      <w:r>
+        <w:t xml:space="preserve"> </w:t>
+      </w:r>
+      <w:r>
+        <w:t xml:space="preserve">attributed it to</w:t>
+      </w:r>
+      <w:r>
+        <w:t xml:space="preserve"> </w:t>
+      </w:r>
+      <w:r>
+        <w:t xml:space="preserve">HelixAgent, so</w:t>
+      </w:r>
+      <w:r>
+        <w:t xml:space="preserve"> </w:t>
+      </w:r>
+      <w:r>
+        <w:rPr>
+          <w:rStyle w:val="VerbatimChar"/>
+        </w:rPr>
+        <w:t xml:space="preserve">hc_status</w:t>
+      </w:r>
+      <w:r>
+        <w:t xml:space="preserve"> </w:t>
+      </w:r>
+      <w:r>
+        <w:t xml:space="preserve">reported "HelixAgent: DOWN" while HelixAgent was</w:t>
+      </w:r>
+      <w:r>
+        <w:t xml:space="preserve"> </w:t>
+      </w:r>
+      <w:r>
+        <w:t xml:space="preserve">serving normally. HelixAgent also exposes a liveness probe on</w:t>
+      </w:r>
+      <w:r>
+        <w:t xml:space="preserve"> </w:t>
+      </w:r>
+      <w:r>
+        <w:rPr>
+          <w:rStyle w:val="VerbatimChar"/>
+        </w:rPr>
+        <w:t xml:space="preserve">:8111</w:t>
+      </w:r>
+      <w:r>
+        <w:t xml:space="preserve">, but</w:t>
+      </w:r>
+      <w:r>
+        <w:t xml:space="preserve"> </w:t>
+      </w:r>
+      <w:r>
+        <w:t xml:space="preserve">that endpoint answers 200 while the service is still starting, so the status</w:t>
+      </w:r>
+      <w:r>
+        <w:t xml:space="preserve"> </w:t>
+      </w:r>
+      <w:r>
+        <w:t xml:space="preserve">probe deliberately targets</w:t>
+      </w:r>
+      <w:r>
+        <w:t xml:space="preserve"> </w:t>
+      </w:r>
+      <w:r>
+        <w:rPr>
+          <w:rStyle w:val="VerbatimChar"/>
+        </w:rPr>
+        <w:t xml:space="preserve">:7061/v1/models</w:t>
+      </w:r>
+      <w:r>
+        <w:t xml:space="preserve"> </w:t>
+      </w:r>
+      <w:r>
+        <w:t xml:space="preserve">— the port consumers actually</w:t>
+      </w:r>
+      <w:r>
+        <w:t xml:space="preserve"> </w:t>
+      </w:r>
+      <w:r>
+        <w:t xml:space="preserve">call.</w:t>
       </w:r>
     </w:p>
     <w:p>
@@ -810,29 +1258,100 @@
         </w:numPr>
       </w:pPr>
       <w:r>
-        <w:t xml:space="preserve">§11.4.119: single-owner GPU — only one track boots the coder</w:t>
+        <w:rPr>
+          <w:b/>
+          <w:bCs/>
+        </w:rPr>
+        <w:t xml:space="preserve">The gateway is</w:t>
+      </w:r>
+      <w:r>
+        <w:rPr>
+          <w:b/>
+          <w:bCs/>
+        </w:rPr>
+        <w:t xml:space="preserve"> </w:t>
+      </w:r>
+      <w:r>
+        <w:rPr>
+          <w:rStyle w:val="VerbatimChar"/>
+          <w:b/>
+          <w:bCs/>
+        </w:rPr>
+        <w:t xml:space="preserve">https</w:t>
+      </w:r>
+      <w:r>
+        <w:rPr>
+          <w:b/>
+          <w:bCs/>
+        </w:rPr>
+        <w:t xml:space="preserve">.</w:t>
+      </w:r>
+      <w:r>
+        <w:t xml:space="preserve"> </w:t>
+      </w:r>
+      <w:r>
+        <w:rPr>
+          <w:rStyle w:val="VerbatimChar"/>
+        </w:rPr>
+        <w:t xml:space="preserve">hc_health</w:t>
+      </w:r>
+      <w:r>
+        <w:t xml:space="preserve"> </w:t>
+      </w:r>
+      <w:r>
+        <w:t xml:space="preserve">hardcodes</w:t>
+      </w:r>
+      <w:r>
+        <w:t xml:space="preserve"> </w:t>
+      </w:r>
+      <w:r>
+        <w:rPr>
+          <w:rStyle w:val="VerbatimChar"/>
+        </w:rPr>
+        <w:t xml:space="preserve">http://</w:t>
+      </w:r>
+      <w:r>
+        <w:t xml:space="preserve">, which is why</w:t>
+      </w:r>
+      <w:r>
+        <w:t xml:space="preserve"> </w:t>
+      </w:r>
+      <w:r>
+        <w:rPr>
+          <w:rStyle w:val="VerbatimChar"/>
+        </w:rPr>
+        <w:t xml:space="preserve">hc_health_url</w:t>
+      </w:r>
+      <w:r>
+        <w:t xml:space="preserve"> </w:t>
+      </w:r>
+      <w:r>
+        <w:t xml:space="preserve">exists; plain</w:t>
+      </w:r>
+      <w:r>
+        <w:t xml:space="preserve"> </w:t>
+      </w:r>
+      <w:r>
+        <w:rPr>
+          <w:rStyle w:val="VerbatimChar"/>
+        </w:rPr>
+        <w:t xml:space="preserve">http</w:t>
+      </w:r>
+      <w:r>
+        <w:t xml:space="preserve"> </w:t>
+      </w:r>
+      <w:r>
+        <w:t xml:space="preserve">against the TLS listener answers 400.</w:t>
       </w:r>
     </w:p>
+    <w:bookmarkEnd w:id="13"/>
+    <w:bookmarkStart w:id="14" w:name="safety"/>
     <w:p>
       <w:pPr>
-        <w:pStyle w:val="Compact"/>
-        <w:numPr>
-          <w:ilvl w:val="0"/>
-          <w:numId w:val="1002"/>
-        </w:numPr>
-      </w:pPr>
-      <w:r>
-        <w:t xml:space="preserve">§12.6: 60% memory ceiling applies to service boot</w:t>
-      </w:r>
-    </w:p>
-    <w:bookmarkEnd w:id="14"/>
-    <w:bookmarkStart w:id="15" w:name="cross-references"/>
-    <w:p>
-      <w:pPr>
         <w:pStyle w:val="Heading2"/>
       </w:pPr>
       <w:r>
-        <w:t xml:space="preserve">Cross-references</w:t>
+        <w:t xml:space="preserve">Safety</w:t>
       </w:r>
     </w:p>
     <w:p>
@@ -844,16 +1363,7 @@
         </w:numPr>
       </w:pPr>
       <w:r>
-        <w:rPr>
-          <w:rStyle w:val="VerbatimChar"/>
-        </w:rPr>
-        <w:t xml:space="preserve">docs/helix_code/INTEGRATION_PLAN.md</w:t>
-      </w:r>
-      <w:r>
-        <w:t xml:space="preserve"> </w:t>
-      </w:r>
-      <w:r>
-        <w:t xml:space="preserve">§3 Tasks 1.2-4</w:t>
+        <w:t xml:space="preserve">§11.4.161: uses rootless podman via the Containers submodule</w:t>
       </w:r>
     </w:p>
     <w:p>
@@ -865,16 +1375,7 @@
         </w:numPr>
       </w:pPr>
       <w:r>
-        <w:rPr>
-          <w:rStyle w:val="VerbatimChar"/>
-        </w:rPr>
-        <w:t xml:space="preserve">docs/helix_code/CLAUDE_TOOLKIT_EXTENSION.md</w:t>
-      </w:r>
-      <w:r>
-        <w:t xml:space="preserve"> </w:t>
-      </w:r>
-      <w:r>
-        <w:t xml:space="preserve">§1</w:t>
+        <w:t xml:space="preserve">§11.4.119: single-owner GPU — only one track boots the coder</w:t>
       </w:r>
     </w:p>
     <w:p>
@@ -883,6 +1384,70 @@
         <w:numPr>
           <w:ilvl w:val="0"/>
           <w:numId w:val="1003"/>
+        </w:numPr>
+      </w:pPr>
+      <w:r>
+        <w:t xml:space="preserve">§12.6: 60% memory ceiling applies to service boot</w:t>
+      </w:r>
+    </w:p>
+    <w:bookmarkEnd w:id="14"/>
+    <w:bookmarkStart w:id="15" w:name="cross-references"/>
+    <w:p>
+      <w:pPr>
+        <w:pStyle w:val="Heading2"/>
+      </w:pPr>
+      <w:r>
+        <w:t xml:space="preserve">Cross-references</w:t>
+      </w:r>
+    </w:p>
+    <w:p>
+      <w:pPr>
+        <w:pStyle w:val="Compact"/>
+        <w:numPr>
+          <w:ilvl w:val="0"/>
+          <w:numId w:val="1004"/>
+        </w:numPr>
+      </w:pPr>
+      <w:r>
+        <w:rPr>
+          <w:rStyle w:val="VerbatimChar"/>
+        </w:rPr>
+        <w:t xml:space="preserve">docs/helix_code/INTEGRATION_PLAN.md</w:t>
+      </w:r>
+      <w:r>
+        <w:t xml:space="preserve"> </w:t>
+      </w:r>
+      <w:r>
+        <w:t xml:space="preserve">§3 Tasks 1.2-4</w:t>
+      </w:r>
+    </w:p>
+    <w:p>
+      <w:pPr>
+        <w:pStyle w:val="Compact"/>
+        <w:numPr>
+          <w:ilvl w:val="0"/>
+          <w:numId w:val="1004"/>
+        </w:numPr>
+      </w:pPr>
+      <w:r>
+        <w:rPr>
+          <w:rStyle w:val="VerbatimChar"/>
+        </w:rPr>
+        <w:t xml:space="preserve">docs/helix_code/CLAUDE_TOOLKIT_EXTENSION.md</w:t>
+      </w:r>
+      <w:r>
+        <w:t xml:space="preserve"> </w:t>
+      </w:r>
+      <w:r>
+        <w:t xml:space="preserve">§1</w:t>
+      </w:r>
+    </w:p>
+    <w:p>
+      <w:pPr>
+        <w:pStyle w:val="Compact"/>
+        <w:numPr>
+          <w:ilvl w:val="0"/>
+          <w:numId w:val="1004"/>
         </w:numPr>
       </w:pPr>
       <w:r>
@@ -1125,6 +1690,9 @@
   <w:num w:numId="1003">
     <w:abstractNumId w:val="991"/>
   </w:num>
+  <w:num w:numId="1004">
+    <w:abstractNumId w:val="991"/>
+  </w:num>
 </w:numbering>
 </file>
 
@@ -1136,7 +1704,7 @@
         <w:rFonts w:asciiTheme="minorHAnsi" w:cstheme="minorBidi" w:eastAsiaTheme="minorEastAsia" w:hAnsiTheme="minorHAnsi"/>
         <w:sz w:val="24"/>
         <w:szCs w:val="24"/>
-        <w:lang w:bidi="ar-SA" w:eastAsia="zh-CN" w:val="en"/>
+        <w:lang w:bidi="ar-SA" w:eastAsia="zh-CN" w:val="en-US"/>
       </w:rPr>
     </w:rPrDefault>
     <w:pPrDefault>
@@ -1188,8 +1756,8 @@
     </w:pPr>
     <w:rPr>
       <w:rFonts w:asciiTheme="majorHAnsi" w:cstheme="majorBidi" w:eastAsiaTheme="majorEastAsia" w:hAnsiTheme="majorHAnsi"/>
-      <w:sz w:val="40"/>
-      <w:szCs w:val="40"/>
+      <w:sz w:val="56"/>
+      <w:szCs w:val="56"/>
     </w:rPr>
   </w:style>
   <w:style w:customStyle="1" w:styleId="TitleChar" w:type="character">
@@ -1323,8 +1891,8 @@
     <w:rPr>
       <w:rFonts w:asciiTheme="majorHAnsi" w:cstheme="majorBidi" w:eastAsiaTheme="majorEastAsia" w:hAnsiTheme="majorHAnsi"/>
       <w:color w:themeColor="accent1" w:themeShade="BF" w:val="0F4761"/>
-      <w:sz w:val="32"/>
-      <w:szCs w:val="32"/>
+      <w:sz w:val="40"/>
+      <w:szCs w:val="40"/>
     </w:rPr>
   </w:style>
   <w:style w:styleId="Heading2" w:type="paragraph">
@@ -1346,8 +1914,8 @@
     <w:rPr>
       <w:rFonts w:asciiTheme="majorHAnsi" w:cstheme="majorBidi" w:eastAsiaTheme="majorEastAsia" w:hAnsiTheme="majorHAnsi"/>
       <w:color w:themeColor="accent1" w:themeShade="BF" w:val="0F4761"/>
-      <w:sz w:val="26"/>
-      <w:szCs w:val="26"/>
+      <w:sz w:val="32"/>
+      <w:szCs w:val="32"/>
     </w:rPr>
   </w:style>
   <w:style w:styleId="Heading3" w:type="paragraph">
@@ -1369,8 +1937,8 @@
     <w:rPr>
       <w:rFonts w:cstheme="majorBidi" w:eastAsiaTheme="majorEastAsia"/>
       <w:color w:themeColor="accent1" w:themeShade="BF" w:val="0F4761"/>
-      <w:sz w:val="24"/>
-      <w:szCs w:val="24"/>
+      <w:sz w:val="28"/>
+      <w:szCs w:val="28"/>
     </w:rPr>
   </w:style>
   <w:style w:styleId="Heading4" w:type="paragraph">
@@ -1390,8 +1958,6 @@
       <w:outlineLvl w:val="3"/>
     </w:pPr>
     <w:rPr>
-      <w:sz w:val="22"/>
-      <w:szCs w:val="22"/>
       <w:rFonts w:cstheme="majorBidi" w:eastAsiaTheme="majorEastAsia"/>
       <w:i/>
       <w:iCs/>
